--- a/backend/Plantillas/infoConformidad.docx
+++ b/backend/Plantillas/infoConformidad.docx
@@ -1179,6 +1179,8 @@
         </w:rPr>
         <w:t xml:space="preserve"> </w:t>
       </w:r>
+      <w:bookmarkStart w:id="1" w:name="_Hlk117153159"/>
+      <w:bookmarkStart w:id="2" w:name="_Hlk138405003"/>
       <w:r>
         <w:rPr>
           <w:rFonts w:ascii="Times New Roman" w:eastAsia="Calibri" w:hAnsi="Times New Roman" w:cs="Times New Roman"/>
@@ -1187,10 +1189,8 @@
           <w:szCs w:val="24"/>
           <w:lang w:eastAsia="es-ES_tradnl"/>
         </w:rPr>
-        <w:t>ANTICONGELANTE</w:t>
+        <w:t>{ITEMS}</w:t>
       </w:r>
-      <w:bookmarkStart w:id="1" w:name="_Hlk117153159"/>
-      <w:bookmarkStart w:id="2" w:name="_Hlk138405003"/>
       <w:r>
         <w:rPr>
           <w:rFonts w:ascii="Times New Roman" w:eastAsia="Calibri" w:hAnsi="Times New Roman" w:cs="Times New Roman"/>
@@ -1674,7 +1674,17 @@
                 <w:szCs w:val="20"/>
                 <w:lang w:eastAsia="es-BO"/>
               </w:rPr>
-              <w:t>desc</w:t>
+              <w:t>D</w:t>
+            </w:r>
+            <w:r>
+              <w:rPr>
+                <w:rFonts w:ascii="Garamond" w:eastAsia="Times New Roman" w:hAnsi="Garamond" w:cs="Arial"/>
+                <w:color w:val="000000"/>
+                <w:sz w:val="24"/>
+                <w:szCs w:val="20"/>
+                <w:lang w:eastAsia="es-BO"/>
+              </w:rPr>
+              <w:t>esc</w:t>
             </w:r>
             <w:proofErr w:type="spellEnd"/>
           </w:p>
@@ -1919,24 +1929,57 @@
           <w:szCs w:val="24"/>
           <w:lang w:eastAsia="es-ES_tradnl"/>
         </w:rPr>
-        <w:t>Por lo mencionado en el presente informe de conformidad, al no presentarse inconvenientes</w:t>
+        <w:t xml:space="preserve">Como resultado de la verificación realizada, se establece la conformidad de la entrega de los {ITEMS}, al haberse evidenciado el cumplimiento de las condiciones establecidas en la Orden de Compra y en las Especificaciones Técnicas de la contratación </w:t>
       </w:r>
-      <w:r>
+    </w:p>
+    <w:p>
+      <w:pPr>
+        <w:spacing w:after="0" w:line="240" w:lineRule="auto"/>
+        <w:jc w:val="both"/>
         <w:rPr>
           <w:rFonts w:ascii="Times New Roman" w:eastAsia="Calibri" w:hAnsi="Times New Roman" w:cs="Times New Roman"/>
           <w:sz w:val="24"/>
           <w:szCs w:val="24"/>
           <w:lang w:eastAsia="es-ES_tradnl"/>
         </w:rPr>
-        <w:t xml:space="preserve"> y cumpliendo con la entrega del tambor de anticongelante</w:t>
-      </w:r>
-      <w:r>
+      </w:pPr>
+    </w:p>
+    <w:p>
+      <w:pPr>
+        <w:spacing w:after="0" w:line="240" w:lineRule="auto"/>
+        <w:jc w:val="both"/>
         <w:rPr>
           <w:rFonts w:ascii="Times New Roman" w:eastAsia="Calibri" w:hAnsi="Times New Roman" w:cs="Times New Roman"/>
           <w:sz w:val="24"/>
           <w:szCs w:val="24"/>
           <w:lang w:eastAsia="es-ES_tradnl"/>
         </w:rPr>
+      </w:pPr>
+      <w:r>
+        <w:rPr>
+          <w:rFonts w:ascii="Times New Roman" w:eastAsia="Calibri" w:hAnsi="Times New Roman" w:cs="Times New Roman"/>
+          <w:sz w:val="24"/>
+          <w:szCs w:val="24"/>
+          <w:lang w:eastAsia="es-ES_tradnl"/>
+        </w:rPr>
+        <w:t xml:space="preserve">En consecuencia, corresponde autorizar la prosecución del trámite administrativo para el procesamiento del pago en favor de </w:t>
+      </w:r>
+      <w:r>
+        <w:rPr>
+          <w:rFonts w:ascii="Times New Roman" w:eastAsia="Calibri" w:hAnsi="Times New Roman" w:cs="Times New Roman"/>
+          <w:sz w:val="24"/>
+          <w:szCs w:val="24"/>
+          <w:lang w:eastAsia="es-ES_tradnl"/>
+        </w:rPr>
+        <w:t>{PROVEEDOR}</w:t>
+      </w:r>
+      <w:r>
+        <w:rPr>
+          <w:rFonts w:ascii="Times New Roman" w:eastAsia="Calibri" w:hAnsi="Times New Roman" w:cs="Times New Roman"/>
+          <w:sz w:val="24"/>
+          <w:szCs w:val="24"/>
+          <w:lang w:eastAsia="es-ES_tradnl"/>
+        </w:rPr>
         <w:t xml:space="preserve">, </w:t>
       </w:r>
       <w:r>
@@ -1946,7 +1989,7 @@
           <w:szCs w:val="24"/>
           <w:lang w:eastAsia="es-ES_tradnl"/>
         </w:rPr>
-        <w:t>de acuerdo a las c</w:t>
+        <w:t xml:space="preserve">por el monto de </w:t>
       </w:r>
       <w:r>
         <w:rPr>
@@ -1955,115 +1998,7 @@
           <w:szCs w:val="24"/>
           <w:lang w:eastAsia="es-ES_tradnl"/>
         </w:rPr>
-        <w:t>ondiciones</w:t>
-      </w:r>
-      <w:r>
-        <w:rPr>
-          <w:rFonts w:ascii="Times New Roman" w:eastAsia="Calibri" w:hAnsi="Times New Roman" w:cs="Times New Roman"/>
-          <w:sz w:val="24"/>
-          <w:szCs w:val="24"/>
-          <w:lang w:eastAsia="es-ES_tradnl"/>
-        </w:rPr>
-        <w:t xml:space="preserve"> establecidas</w:t>
-      </w:r>
-      <w:r>
-        <w:rPr>
-          <w:rFonts w:ascii="Times New Roman" w:eastAsia="Calibri" w:hAnsi="Times New Roman" w:cs="Times New Roman"/>
-          <w:sz w:val="24"/>
-          <w:szCs w:val="24"/>
-          <w:lang w:eastAsia="es-ES_tradnl"/>
-        </w:rPr>
-        <w:t xml:space="preserve">, </w:t>
-      </w:r>
-      <w:r>
-        <w:rPr>
-          <w:rFonts w:ascii="Times New Roman" w:eastAsia="Calibri" w:hAnsi="Times New Roman" w:cs="Times New Roman"/>
-          <w:sz w:val="24"/>
-          <w:szCs w:val="24"/>
-          <w:lang w:eastAsia="es-ES_tradnl"/>
-        </w:rPr>
-        <w:t xml:space="preserve">se </w:t>
-      </w:r>
-      <w:r>
-        <w:rPr>
-          <w:rFonts w:ascii="Times New Roman" w:eastAsia="Calibri" w:hAnsi="Times New Roman" w:cs="Times New Roman"/>
-          <w:sz w:val="24"/>
-          <w:szCs w:val="24"/>
-          <w:lang w:eastAsia="es-ES_tradnl"/>
-        </w:rPr>
-        <w:t>recomienda</w:t>
-      </w:r>
-      <w:r>
-        <w:rPr>
-          <w:rFonts w:ascii="Times New Roman" w:eastAsia="Calibri" w:hAnsi="Times New Roman" w:cs="Times New Roman"/>
-          <w:sz w:val="24"/>
-          <w:szCs w:val="24"/>
-          <w:lang w:eastAsia="es-ES_tradnl"/>
-        </w:rPr>
-        <w:t xml:space="preserve"> se real</w:t>
-      </w:r>
-      <w:r>
-        <w:rPr>
-          <w:rFonts w:ascii="Times New Roman" w:eastAsia="Calibri" w:hAnsi="Times New Roman" w:cs="Times New Roman"/>
-          <w:sz w:val="24"/>
-          <w:szCs w:val="24"/>
-          <w:lang w:eastAsia="es-ES_tradnl"/>
-        </w:rPr>
-        <w:t xml:space="preserve">ice el pago </w:t>
-      </w:r>
-      <w:r>
-        <w:rPr>
-          <w:rFonts w:ascii="Times New Roman" w:eastAsia="Calibri" w:hAnsi="Times New Roman" w:cs="Times New Roman"/>
-          <w:sz w:val="24"/>
-          <w:szCs w:val="24"/>
-          <w:lang w:eastAsia="es-ES_tradnl"/>
-        </w:rPr>
-        <w:t xml:space="preserve">conforme </w:t>
-      </w:r>
-      <w:r>
-        <w:rPr>
-          <w:rFonts w:ascii="Times New Roman" w:eastAsia="Calibri" w:hAnsi="Times New Roman" w:cs="Times New Roman"/>
-          <w:sz w:val="24"/>
-          <w:szCs w:val="24"/>
-          <w:lang w:eastAsia="es-ES_tradnl"/>
-        </w:rPr>
-        <w:t>corresp</w:t>
-      </w:r>
-      <w:r>
-        <w:rPr>
-          <w:rFonts w:ascii="Times New Roman" w:eastAsia="Calibri" w:hAnsi="Times New Roman" w:cs="Times New Roman"/>
-          <w:sz w:val="24"/>
-          <w:szCs w:val="24"/>
-          <w:lang w:eastAsia="es-ES_tradnl"/>
-        </w:rPr>
-        <w:t xml:space="preserve">onda </w:t>
-      </w:r>
-      <w:r>
-        <w:rPr>
-          <w:rFonts w:ascii="Times New Roman" w:eastAsia="Calibri" w:hAnsi="Times New Roman" w:cs="Times New Roman"/>
-          <w:sz w:val="24"/>
-          <w:szCs w:val="24"/>
-          <w:lang w:eastAsia="es-ES_tradnl"/>
-        </w:rPr>
-        <w:t xml:space="preserve">a la empresa </w:t>
-      </w:r>
-      <w:r>
-        <w:rPr>
-          <w:rFonts w:ascii="Times New Roman" w:eastAsia="Calibri" w:hAnsi="Times New Roman" w:cs="Times New Roman"/>
-          <w:sz w:val="24"/>
-          <w:szCs w:val="24"/>
-          <w:lang w:eastAsia="es-ES_tradnl"/>
-        </w:rPr>
-        <w:t>{PROVEEDOR}</w:t>
-      </w:r>
-      <w:r>
-        <w:rPr>
-          <w:rFonts w:ascii="Times New Roman" w:eastAsia="Calibri" w:hAnsi="Times New Roman" w:cs="Times New Roman"/>
-          <w:sz w:val="24"/>
-          <w:szCs w:val="24"/>
-          <w:lang w:eastAsia="es-ES_tradnl"/>
-        </w:rPr>
-        <w:t>, es en cuanto puedo informar a su autoridad.</w:t>
+        <w:t>es en cuanto puedo informar a su autoridad.</w:t>
       </w:r>
     </w:p>
     <w:p>
@@ -2183,6 +2118,7 @@
           <w:sz w:val="24"/>
           <w:szCs w:val="24"/>
         </w:rPr>
+        <w:lastRenderedPageBreak/>
         <w:t xml:space="preserve"> </w:t>
       </w:r>
     </w:p>

--- a/backend/Plantillas/infoConformidad.docx
+++ b/backend/Plantillas/infoConformidad.docx
@@ -785,7 +785,6 @@
         </w:rPr>
         <w:t xml:space="preserve"> </w:t>
       </w:r>
-      <w:proofErr w:type="gramStart"/>
       <w:r>
         <w:rPr>
           <w:rFonts w:ascii="Times New Roman" w:eastAsia="Times New Roman" w:hAnsi="Times New Roman" w:cs="Times New Roman"/>
@@ -795,19 +794,7 @@
           <w:szCs w:val="24"/>
           <w:lang w:eastAsia="es-ES_tradnl"/>
         </w:rPr>
-        <w:t>Alcalde</w:t>
-      </w:r>
-      <w:proofErr w:type="gramEnd"/>
-      <w:r>
-        <w:rPr>
-          <w:rFonts w:ascii="Times New Roman" w:eastAsia="Times New Roman" w:hAnsi="Times New Roman" w:cs="Times New Roman"/>
-          <w:b/>
-          <w:bCs/>
-          <w:sz w:val="24"/>
-          <w:szCs w:val="24"/>
-          <w:lang w:eastAsia="es-ES_tradnl"/>
-        </w:rPr>
-        <w:t>:</w:t>
+        <w:t>Alcalde:</w:t>
       </w:r>
     </w:p>
     <w:p>
@@ -1343,483 +1330,11 @@
         </w:rPr>
       </w:pPr>
     </w:p>
-    <w:tbl>
-      <w:tblPr>
-        <w:tblW w:w="9639" w:type="dxa"/>
-        <w:tblInd w:w="70" w:type="dxa"/>
-        <w:tblCellMar>
-          <w:left w:w="70" w:type="dxa"/>
-          <w:right w:w="70" w:type="dxa"/>
-        </w:tblCellMar>
-        <w:tblLook w:val="04A0" w:firstRow="1" w:lastRow="0" w:firstColumn="1" w:lastColumn="0" w:noHBand="0" w:noVBand="1"/>
-      </w:tblPr>
-      <w:tblGrid>
-        <w:gridCol w:w="710"/>
-        <w:gridCol w:w="3329"/>
-        <w:gridCol w:w="1768"/>
-        <w:gridCol w:w="1837"/>
-        <w:gridCol w:w="1995"/>
-      </w:tblGrid>
-      <w:tr>
-        <w:trPr>
-          <w:trHeight w:val="358"/>
-        </w:trPr>
-        <w:tc>
-          <w:tcPr>
-            <w:tcW w:w="710" w:type="dxa"/>
-            <w:tcBorders>
-              <w:top w:val="single" w:sz="4" w:space="0" w:color="auto"/>
-              <w:left w:val="single" w:sz="4" w:space="0" w:color="auto"/>
-              <w:bottom w:val="nil"/>
-              <w:right w:val="single" w:sz="4" w:space="0" w:color="auto"/>
-            </w:tcBorders>
-            <w:shd w:val="clear" w:color="auto" w:fill="auto"/>
-            <w:noWrap/>
-            <w:vAlign w:val="center"/>
-            <w:hideMark/>
-          </w:tcPr>
-          <w:p>
-            <w:pPr>
-              <w:spacing w:after="0" w:line="240" w:lineRule="auto"/>
-              <w:jc w:val="center"/>
-              <w:rPr>
-                <w:rFonts w:ascii="Baskerville Old Face" w:eastAsia="Times New Roman" w:hAnsi="Baskerville Old Face" w:cs="Calibri"/>
-                <w:b/>
-                <w:bCs/>
-                <w:color w:val="000000"/>
-                <w:szCs w:val="20"/>
-                <w:lang w:eastAsia="es-BO"/>
-              </w:rPr>
-            </w:pPr>
-            <w:proofErr w:type="spellStart"/>
-            <w:r>
-              <w:rPr>
-                <w:rFonts w:ascii="Baskerville Old Face" w:eastAsia="Times New Roman" w:hAnsi="Baskerville Old Face" w:cs="Calibri"/>
-                <w:b/>
-                <w:bCs/>
-                <w:color w:val="000000"/>
-                <w:szCs w:val="20"/>
-                <w:lang w:eastAsia="es-BO"/>
-              </w:rPr>
-              <w:t>Nº</w:t>
-            </w:r>
-            <w:proofErr w:type="spellEnd"/>
-          </w:p>
-        </w:tc>
-        <w:tc>
-          <w:tcPr>
-            <w:tcW w:w="3329" w:type="dxa"/>
-            <w:tcBorders>
-              <w:top w:val="single" w:sz="4" w:space="0" w:color="auto"/>
-              <w:left w:val="nil"/>
-              <w:bottom w:val="nil"/>
-              <w:right w:val="single" w:sz="4" w:space="0" w:color="auto"/>
-            </w:tcBorders>
-            <w:shd w:val="clear" w:color="auto" w:fill="auto"/>
-            <w:noWrap/>
-            <w:vAlign w:val="center"/>
-            <w:hideMark/>
-          </w:tcPr>
-          <w:p>
-            <w:pPr>
-              <w:spacing w:after="0" w:line="240" w:lineRule="auto"/>
-              <w:jc w:val="center"/>
-              <w:rPr>
-                <w:rFonts w:ascii="Baskerville Old Face" w:eastAsia="Times New Roman" w:hAnsi="Baskerville Old Face" w:cs="Calibri"/>
-                <w:b/>
-                <w:bCs/>
-                <w:color w:val="000000"/>
-                <w:szCs w:val="20"/>
-                <w:lang w:eastAsia="es-BO"/>
-              </w:rPr>
-            </w:pPr>
-            <w:r>
-              <w:rPr>
-                <w:rFonts w:ascii="Baskerville Old Face" w:eastAsia="Times New Roman" w:hAnsi="Baskerville Old Face" w:cs="Calibri"/>
-                <w:b/>
-                <w:bCs/>
-                <w:color w:val="000000"/>
-                <w:szCs w:val="20"/>
-                <w:lang w:eastAsia="es-BO"/>
-              </w:rPr>
-              <w:t>DESCRIPCIÓN</w:t>
-            </w:r>
-          </w:p>
-        </w:tc>
-        <w:tc>
-          <w:tcPr>
-            <w:tcW w:w="1768" w:type="dxa"/>
-            <w:tcBorders>
-              <w:top w:val="single" w:sz="4" w:space="0" w:color="auto"/>
-              <w:left w:val="single" w:sz="4" w:space="0" w:color="auto"/>
-              <w:bottom w:val="single" w:sz="4" w:space="0" w:color="auto"/>
-              <w:right w:val="single" w:sz="4" w:space="0" w:color="auto"/>
-            </w:tcBorders>
-            <w:shd w:val="clear" w:color="auto" w:fill="FFFFFF" w:themeFill="background1"/>
-            <w:noWrap/>
-            <w:vAlign w:val="center"/>
-            <w:hideMark/>
-          </w:tcPr>
-          <w:p>
-            <w:pPr>
-              <w:spacing w:after="0" w:line="240" w:lineRule="auto"/>
-              <w:jc w:val="center"/>
-              <w:rPr>
-                <w:rFonts w:ascii="Baskerville Old Face" w:eastAsia="Times New Roman" w:hAnsi="Baskerville Old Face" w:cs="Calibri"/>
-                <w:b/>
-                <w:bCs/>
-                <w:color w:val="000000"/>
-                <w:szCs w:val="20"/>
-                <w:lang w:eastAsia="es-BO"/>
-              </w:rPr>
-            </w:pPr>
-            <w:r>
-              <w:rPr>
-                <w:rFonts w:ascii="Baskerville Old Face" w:eastAsia="Times New Roman" w:hAnsi="Baskerville Old Face" w:cs="Calibri"/>
-                <w:b/>
-                <w:bCs/>
-                <w:color w:val="000000"/>
-                <w:szCs w:val="20"/>
-                <w:lang w:eastAsia="es-BO"/>
-              </w:rPr>
-              <w:t>CANTIDAD</w:t>
-            </w:r>
-          </w:p>
-        </w:tc>
-        <w:tc>
-          <w:tcPr>
-            <w:tcW w:w="1837" w:type="dxa"/>
-            <w:tcBorders>
-              <w:top w:val="single" w:sz="4" w:space="0" w:color="auto"/>
-              <w:left w:val="nil"/>
-              <w:bottom w:val="single" w:sz="4" w:space="0" w:color="auto"/>
-              <w:right w:val="single" w:sz="4" w:space="0" w:color="auto"/>
-            </w:tcBorders>
-            <w:shd w:val="clear" w:color="auto" w:fill="FFFFFF" w:themeFill="background1"/>
-            <w:vAlign w:val="center"/>
-          </w:tcPr>
-          <w:p>
-            <w:pPr>
-              <w:spacing w:after="0" w:line="240" w:lineRule="auto"/>
-              <w:jc w:val="center"/>
-              <w:rPr>
-                <w:rFonts w:ascii="Baskerville Old Face" w:eastAsia="Times New Roman" w:hAnsi="Baskerville Old Face" w:cs="Calibri"/>
-                <w:b/>
-                <w:bCs/>
-                <w:color w:val="000000"/>
-                <w:szCs w:val="20"/>
-                <w:lang w:eastAsia="es-BO"/>
-              </w:rPr>
-            </w:pPr>
-            <w:r>
-              <w:rPr>
-                <w:rFonts w:ascii="Baskerville Old Face" w:eastAsia="Times New Roman" w:hAnsi="Baskerville Old Face" w:cs="Calibri"/>
-                <w:b/>
-                <w:bCs/>
-                <w:color w:val="000000"/>
-                <w:szCs w:val="20"/>
-                <w:lang w:eastAsia="es-BO"/>
-              </w:rPr>
-              <w:t>UNIDAD DE</w:t>
-            </w:r>
-          </w:p>
-          <w:p>
-            <w:pPr>
-              <w:spacing w:after="0" w:line="240" w:lineRule="auto"/>
-              <w:jc w:val="center"/>
-              <w:rPr>
-                <w:rFonts w:ascii="Baskerville Old Face" w:eastAsia="Times New Roman" w:hAnsi="Baskerville Old Face" w:cs="Calibri"/>
-                <w:b/>
-                <w:bCs/>
-                <w:color w:val="000000"/>
-                <w:szCs w:val="20"/>
-                <w:lang w:eastAsia="es-BO"/>
-              </w:rPr>
-            </w:pPr>
-            <w:r>
-              <w:rPr>
-                <w:rFonts w:ascii="Baskerville Old Face" w:eastAsia="Times New Roman" w:hAnsi="Baskerville Old Face" w:cs="Calibri"/>
-                <w:b/>
-                <w:bCs/>
-                <w:color w:val="000000"/>
-                <w:szCs w:val="20"/>
-                <w:lang w:eastAsia="es-BO"/>
-              </w:rPr>
-              <w:t>MEDIDA</w:t>
-            </w:r>
-          </w:p>
-        </w:tc>
-        <w:tc>
-          <w:tcPr>
-            <w:tcW w:w="1995" w:type="dxa"/>
-            <w:tcBorders>
-              <w:top w:val="single" w:sz="4" w:space="0" w:color="auto"/>
-              <w:left w:val="single" w:sz="4" w:space="0" w:color="auto"/>
-              <w:bottom w:val="single" w:sz="4" w:space="0" w:color="auto"/>
-              <w:right w:val="single" w:sz="4" w:space="0" w:color="auto"/>
-            </w:tcBorders>
-            <w:shd w:val="clear" w:color="auto" w:fill="FFFFFF" w:themeFill="background1"/>
-            <w:vAlign w:val="center"/>
-          </w:tcPr>
-          <w:p>
-            <w:pPr>
-              <w:spacing w:after="0" w:line="240" w:lineRule="auto"/>
-              <w:jc w:val="center"/>
-              <w:rPr>
-                <w:rFonts w:ascii="Baskerville Old Face" w:eastAsia="Times New Roman" w:hAnsi="Baskerville Old Face" w:cs="Calibri"/>
-                <w:b/>
-                <w:bCs/>
-                <w:color w:val="000000"/>
-                <w:szCs w:val="20"/>
-                <w:lang w:eastAsia="es-BO"/>
-              </w:rPr>
-            </w:pPr>
-            <w:r>
-              <w:rPr>
-                <w:rFonts w:ascii="Baskerville Old Face" w:eastAsia="Times New Roman" w:hAnsi="Baskerville Old Face" w:cs="Calibri"/>
-                <w:b/>
-                <w:bCs/>
-                <w:color w:val="000000"/>
-                <w:szCs w:val="20"/>
-                <w:lang w:eastAsia="es-BO"/>
-              </w:rPr>
-              <w:t>PRECIO</w:t>
-            </w:r>
-            <w:r>
-              <w:rPr>
-                <w:rFonts w:ascii="Baskerville Old Face" w:eastAsia="Times New Roman" w:hAnsi="Baskerville Old Face" w:cs="Calibri"/>
-                <w:b/>
-                <w:bCs/>
-                <w:color w:val="000000"/>
-                <w:szCs w:val="20"/>
-                <w:lang w:eastAsia="es-BO"/>
-              </w:rPr>
-              <w:t xml:space="preserve"> TOTAL (Bs.)</w:t>
-            </w:r>
-          </w:p>
-        </w:tc>
-      </w:tr>
-      <w:tr>
-        <w:trPr>
-          <w:trHeight w:val="358"/>
-        </w:trPr>
-        <w:tc>
-          <w:tcPr>
-            <w:tcW w:w="710" w:type="dxa"/>
-            <w:tcBorders>
-              <w:top w:val="single" w:sz="4" w:space="0" w:color="auto"/>
-              <w:left w:val="single" w:sz="4" w:space="0" w:color="auto"/>
-              <w:bottom w:val="single" w:sz="4" w:space="0" w:color="auto"/>
-              <w:right w:val="single" w:sz="4" w:space="0" w:color="auto"/>
-            </w:tcBorders>
-            <w:shd w:val="clear" w:color="auto" w:fill="auto"/>
-            <w:noWrap/>
-          </w:tcPr>
-          <w:p>
-            <w:pPr>
-              <w:spacing w:after="0" w:line="240" w:lineRule="auto"/>
-              <w:jc w:val="center"/>
-              <w:rPr>
-                <w:rFonts w:ascii="Baskerville Old Face" w:eastAsia="Times New Roman" w:hAnsi="Baskerville Old Face" w:cs="Calibri"/>
-                <w:color w:val="000000"/>
-                <w:sz w:val="24"/>
-                <w:szCs w:val="20"/>
-                <w:lang w:eastAsia="es-BO"/>
-              </w:rPr>
-            </w:pPr>
-            <w:proofErr w:type="spellStart"/>
-            <w:r>
-              <w:rPr>
-                <w:rFonts w:ascii="Baskerville Old Face" w:eastAsia="Times New Roman" w:hAnsi="Baskerville Old Face" w:cs="Calibri"/>
-                <w:color w:val="000000"/>
-                <w:sz w:val="24"/>
-                <w:szCs w:val="20"/>
-                <w:lang w:eastAsia="es-BO"/>
-              </w:rPr>
-              <w:t>nro</w:t>
-            </w:r>
-            <w:proofErr w:type="spellEnd"/>
-          </w:p>
-        </w:tc>
-        <w:tc>
-          <w:tcPr>
-            <w:tcW w:w="3329" w:type="dxa"/>
-            <w:tcBorders>
-              <w:top w:val="single" w:sz="4" w:space="0" w:color="auto"/>
-              <w:left w:val="nil"/>
-              <w:bottom w:val="single" w:sz="4" w:space="0" w:color="auto"/>
-              <w:right w:val="single" w:sz="4" w:space="0" w:color="auto"/>
-            </w:tcBorders>
-            <w:shd w:val="clear" w:color="auto" w:fill="auto"/>
-            <w:noWrap/>
-            <w:vAlign w:val="center"/>
-          </w:tcPr>
-          <w:p>
-            <w:pPr>
-              <w:spacing w:after="0" w:line="240" w:lineRule="auto"/>
-              <w:rPr>
-                <w:rFonts w:ascii="Garamond" w:eastAsia="Times New Roman" w:hAnsi="Garamond" w:cs="Arial"/>
-                <w:color w:val="000000"/>
-                <w:sz w:val="24"/>
-                <w:szCs w:val="20"/>
-                <w:lang w:eastAsia="es-BO"/>
-              </w:rPr>
-            </w:pPr>
-            <w:proofErr w:type="spellStart"/>
-            <w:r>
-              <w:rPr>
-                <w:rFonts w:ascii="Garamond" w:eastAsia="Times New Roman" w:hAnsi="Garamond" w:cs="Arial"/>
-                <w:color w:val="000000"/>
-                <w:sz w:val="24"/>
-                <w:szCs w:val="20"/>
-                <w:lang w:eastAsia="es-BO"/>
-              </w:rPr>
-              <w:t>D</w:t>
-            </w:r>
-            <w:r>
-              <w:rPr>
-                <w:rFonts w:ascii="Garamond" w:eastAsia="Times New Roman" w:hAnsi="Garamond" w:cs="Arial"/>
-                <w:color w:val="000000"/>
-                <w:sz w:val="24"/>
-                <w:szCs w:val="20"/>
-                <w:lang w:eastAsia="es-BO"/>
-              </w:rPr>
-              <w:t>esc</w:t>
-            </w:r>
-            <w:proofErr w:type="spellEnd"/>
-          </w:p>
-        </w:tc>
-        <w:tc>
-          <w:tcPr>
-            <w:tcW w:w="1768" w:type="dxa"/>
-            <w:tcBorders>
-              <w:top w:val="single" w:sz="4" w:space="0" w:color="auto"/>
-              <w:left w:val="nil"/>
-              <w:bottom w:val="single" w:sz="4" w:space="0" w:color="auto"/>
-              <w:right w:val="single" w:sz="4" w:space="0" w:color="auto"/>
-            </w:tcBorders>
-            <w:shd w:val="clear" w:color="auto" w:fill="auto"/>
-            <w:noWrap/>
-            <w:vAlign w:val="center"/>
-          </w:tcPr>
-          <w:p>
-            <w:pPr>
-              <w:spacing w:after="0" w:line="240" w:lineRule="auto"/>
-              <w:jc w:val="center"/>
-              <w:rPr>
-                <w:rFonts w:ascii="Baskerville Old Face" w:eastAsia="Times New Roman" w:hAnsi="Baskerville Old Face" w:cs="Calibri"/>
-                <w:color w:val="000000"/>
-                <w:sz w:val="24"/>
-                <w:szCs w:val="20"/>
-                <w:lang w:eastAsia="es-BO"/>
-              </w:rPr>
-            </w:pPr>
-            <w:proofErr w:type="spellStart"/>
-            <w:r>
-              <w:rPr>
-                <w:rFonts w:ascii="Baskerville Old Face" w:eastAsia="Times New Roman" w:hAnsi="Baskerville Old Face" w:cs="Calibri"/>
-                <w:color w:val="000000"/>
-                <w:sz w:val="24"/>
-                <w:szCs w:val="20"/>
-                <w:lang w:eastAsia="es-BO"/>
-              </w:rPr>
-              <w:t>cant</w:t>
-            </w:r>
-            <w:proofErr w:type="spellEnd"/>
-          </w:p>
-        </w:tc>
-        <w:tc>
-          <w:tcPr>
-            <w:tcW w:w="1837" w:type="dxa"/>
-            <w:tcBorders>
-              <w:top w:val="single" w:sz="4" w:space="0" w:color="auto"/>
-              <w:left w:val="nil"/>
-              <w:bottom w:val="single" w:sz="4" w:space="0" w:color="auto"/>
-              <w:right w:val="single" w:sz="4" w:space="0" w:color="auto"/>
-            </w:tcBorders>
-            <w:vAlign w:val="center"/>
-          </w:tcPr>
-          <w:p>
-            <w:pPr>
-              <w:spacing w:after="0" w:line="240" w:lineRule="auto"/>
-              <w:jc w:val="center"/>
-              <w:rPr>
-                <w:rFonts w:ascii="Baskerville Old Face" w:eastAsia="Times New Roman" w:hAnsi="Baskerville Old Face" w:cs="Calibri"/>
-                <w:color w:val="000000"/>
-                <w:sz w:val="24"/>
-                <w:szCs w:val="20"/>
-                <w:lang w:eastAsia="es-BO"/>
-              </w:rPr>
-            </w:pPr>
-            <w:proofErr w:type="spellStart"/>
-            <w:r>
-              <w:rPr>
-                <w:rFonts w:ascii="Baskerville Old Face" w:eastAsia="Times New Roman" w:hAnsi="Baskerville Old Face" w:cs="Calibri"/>
-                <w:color w:val="000000"/>
-                <w:sz w:val="24"/>
-                <w:szCs w:val="20"/>
-                <w:lang w:eastAsia="es-BO"/>
-              </w:rPr>
-              <w:t>unm</w:t>
-            </w:r>
-            <w:proofErr w:type="spellEnd"/>
-          </w:p>
-        </w:tc>
-        <w:tc>
-          <w:tcPr>
-            <w:tcW w:w="1995" w:type="dxa"/>
-            <w:tcBorders>
-              <w:top w:val="single" w:sz="4" w:space="0" w:color="auto"/>
-              <w:left w:val="single" w:sz="4" w:space="0" w:color="auto"/>
-              <w:bottom w:val="single" w:sz="4" w:space="0" w:color="auto"/>
-              <w:right w:val="single" w:sz="4" w:space="0" w:color="auto"/>
-            </w:tcBorders>
-            <w:vAlign w:val="center"/>
-          </w:tcPr>
-          <w:p>
-            <w:pPr>
-              <w:spacing w:after="0" w:line="240" w:lineRule="auto"/>
-              <w:jc w:val="center"/>
-              <w:rPr>
-                <w:rFonts w:ascii="Garamond" w:eastAsia="Times New Roman" w:hAnsi="Garamond" w:cs="Arial"/>
-                <w:color w:val="000000"/>
-                <w:sz w:val="24"/>
-                <w:szCs w:val="20"/>
-                <w:lang w:eastAsia="es-BO"/>
-              </w:rPr>
-            </w:pPr>
-            <w:r>
-              <w:rPr>
-                <w:rFonts w:ascii="Garamond" w:eastAsia="Times New Roman" w:hAnsi="Garamond" w:cs="Arial"/>
-                <w:color w:val="000000"/>
-                <w:sz w:val="24"/>
-                <w:szCs w:val="20"/>
-                <w:lang w:eastAsia="es-BO"/>
-              </w:rPr>
-              <w:t>total</w:t>
-            </w:r>
-          </w:p>
-        </w:tc>
-      </w:tr>
-    </w:tbl>
     <w:p>
       <w:pPr>
         <w:spacing w:after="0" w:line="240" w:lineRule="auto"/>
         <w:jc w:val="both"/>
         <w:rPr>
-          <w:rFonts w:ascii="Times New Roman" w:eastAsia="Times New Roman" w:hAnsi="Times New Roman" w:cs="Times New Roman"/>
-          <w:b/>
-          <w:sz w:val="24"/>
-          <w:szCs w:val="24"/>
-          <w:lang w:eastAsia="es-ES_tradnl"/>
-        </w:rPr>
-      </w:pPr>
-    </w:p>
-    <w:p>
-      <w:pPr>
-        <w:spacing w:after="0" w:line="240" w:lineRule="auto"/>
-        <w:jc w:val="both"/>
-        <w:rPr>
           <w:rFonts w:ascii="Times New Roman" w:eastAsia="Calibri" w:hAnsi="Times New Roman" w:cs="Times New Roman"/>
           <w:sz w:val="24"/>
           <w:szCs w:val="24"/>
@@ -1833,7 +1348,7 @@
           <w:szCs w:val="24"/>
           <w:lang w:eastAsia="es-ES_tradnl"/>
         </w:rPr>
-        <w:t>En cumplimiento de lo dispuesto en la Notificación de Adjudicación y en la Orden de Compra, asimismo, se procedió con la entrega del anticongelante, en la misma fecha, a los responsables designados de los vehículos municipales, dejándose constancia mediante el acta correspondiente, en estricto cumplimiento de lo solicitado</w:t>
+        <w:t xml:space="preserve">En cumplimiento de lo dispuesto en la Notificación de Adjudicación y en la Orden de Compra, asimismo, se procedió con la entrega </w:t>
       </w:r>
       <w:r>
         <w:rPr>
@@ -1842,20 +1357,26 @@
           <w:szCs w:val="24"/>
           <w:lang w:eastAsia="es-ES_tradnl"/>
         </w:rPr>
+        <w:t>de {ITEMS}</w:t>
+      </w:r>
+      <w:r>
+        <w:rPr>
+          <w:rFonts w:ascii="Times New Roman" w:eastAsia="Calibri" w:hAnsi="Times New Roman" w:cs="Times New Roman"/>
+          <w:sz w:val="24"/>
+          <w:szCs w:val="24"/>
+          <w:lang w:eastAsia="es-ES_tradnl"/>
+        </w:rPr>
+        <w:t>, en la misma fecha, a los responsables designados de los vehículos municipales, dejándose constancia mediante el acta correspondiente, en estricto cumplimiento de lo solicitado</w:t>
+      </w:r>
+      <w:r>
+        <w:rPr>
+          <w:rFonts w:ascii="Times New Roman" w:eastAsia="Calibri" w:hAnsi="Times New Roman" w:cs="Times New Roman"/>
+          <w:sz w:val="24"/>
+          <w:szCs w:val="24"/>
+          <w:lang w:eastAsia="es-ES_tradnl"/>
+        </w:rPr>
         <w:t>.</w:t>
       </w:r>
-    </w:p>
-    <w:p>
-      <w:pPr>
-        <w:spacing w:after="0" w:line="240" w:lineRule="auto"/>
-        <w:jc w:val="both"/>
-        <w:rPr>
-          <w:rFonts w:ascii="Times New Roman" w:eastAsia="Calibri" w:hAnsi="Times New Roman" w:cs="Times New Roman"/>
-          <w:sz w:val="24"/>
-          <w:szCs w:val="24"/>
-          <w:lang w:eastAsia="es-ES_tradnl"/>
-        </w:rPr>
-      </w:pPr>
     </w:p>
     <w:p>
       <w:pPr>
@@ -1929,7 +1450,7 @@
           <w:szCs w:val="24"/>
           <w:lang w:eastAsia="es-ES_tradnl"/>
         </w:rPr>
-        <w:t xml:space="preserve">Como resultado de la verificación realizada, se establece la conformidad de la entrega de los {ITEMS}, al haberse evidenciado el cumplimiento de las condiciones establecidas en la Orden de Compra y en las Especificaciones Técnicas de la contratación </w:t>
+        <w:t xml:space="preserve">Como resultado de la verificación realizada, se establece la conformidad de la entrega de {ITEMS}, al haberse evidenciado el cumplimiento de las condiciones establecidas en la Orden de Compra y en las Especificaciones Técnicas de la contratación </w:t>
       </w:r>
     </w:p>
     <w:p>
@@ -1962,6 +1483,7 @@
           <w:szCs w:val="24"/>
           <w:lang w:eastAsia="es-ES_tradnl"/>
         </w:rPr>
+        <w:lastRenderedPageBreak/>
         <w:t xml:space="preserve">En consecuencia, corresponde autorizar la prosecución del trámite administrativo para el procesamiento del pago en favor de </w:t>
       </w:r>
       <w:r>
@@ -2118,7 +1640,6 @@
           <w:sz w:val="24"/>
           <w:szCs w:val="24"/>
         </w:rPr>
-        <w:lastRenderedPageBreak/>
         <w:t xml:space="preserve"> </w:t>
       </w:r>
     </w:p>

--- a/backend/Plantillas/infoConformidad.docx
+++ b/backend/Plantillas/infoConformidad.docx
@@ -785,6 +785,7 @@
         </w:rPr>
         <w:t xml:space="preserve"> </w:t>
       </w:r>
+      <w:proofErr w:type="gramStart"/>
       <w:r>
         <w:rPr>
           <w:rFonts w:ascii="Times New Roman" w:eastAsia="Times New Roman" w:hAnsi="Times New Roman" w:cs="Times New Roman"/>
@@ -794,7 +795,19 @@
           <w:szCs w:val="24"/>
           <w:lang w:eastAsia="es-ES_tradnl"/>
         </w:rPr>
-        <w:t>Alcalde:</w:t>
+        <w:t>Alcalde</w:t>
+      </w:r>
+      <w:proofErr w:type="gramEnd"/>
+      <w:r>
+        <w:rPr>
+          <w:rFonts w:ascii="Times New Roman" w:eastAsia="Times New Roman" w:hAnsi="Times New Roman" w:cs="Times New Roman"/>
+          <w:b/>
+          <w:bCs/>
+          <w:sz w:val="24"/>
+          <w:szCs w:val="24"/>
+          <w:lang w:eastAsia="es-ES_tradnl"/>
+        </w:rPr>
+        <w:t>:</w:t>
       </w:r>
     </w:p>
     <w:p>
@@ -1625,8 +1638,12 @@
           <w:bCs/>
         </w:rPr>
         <w:sectPr>
-          <w:headerReference w:type="default" r:id="rId8"/>
-          <w:footerReference w:type="default" r:id="rId9"/>
+          <w:headerReference w:type="even" r:id="rId8"/>
+          <w:headerReference w:type="default" r:id="rId9"/>
+          <w:footerReference w:type="even" r:id="rId10"/>
+          <w:footerReference w:type="default" r:id="rId11"/>
+          <w:headerReference w:type="first" r:id="rId12"/>
+          <w:footerReference w:type="first" r:id="rId13"/>
           <w:pgSz w:w="12240" w:h="15840" w:code="1"/>
           <w:pgMar w:top="113" w:right="1134" w:bottom="1134" w:left="1418" w:header="284" w:footer="680" w:gutter="0"/>
           <w:pgNumType w:start="1"/>
@@ -1662,8 +1679,8 @@
       </w:pPr>
     </w:p>
     <w:sectPr>
-      <w:headerReference w:type="default" r:id="rId10"/>
-      <w:footerReference w:type="default" r:id="rId11"/>
+      <w:headerReference w:type="default" r:id="rId14"/>
+      <w:footerReference w:type="default" r:id="rId15"/>
       <w:pgSz w:w="12240" w:h="15840" w:code="1"/>
       <w:pgMar w:top="1418" w:right="1418" w:bottom="1418" w:left="1701" w:header="284" w:footer="680" w:gutter="0"/>
       <w:cols w:space="708"/>
@@ -1703,6 +1720,16 @@
   <w:p>
     <w:pPr>
       <w:pStyle w:val="Piedepgina"/>
+    </w:pPr>
+  </w:p>
+</w:ftr>
+</file>
+
+<file path=word/footer2.xml><?xml version="1.0" encoding="utf-8"?>
+<w:ftr xmlns:wpc="http://schemas.microsoft.com/office/word/2010/wordprocessingCanvas" xmlns:cx="http://schemas.microsoft.com/office/drawing/2014/chartex" xmlns:cx1="http://schemas.microsoft.com/office/drawing/2015/9/8/chartex" xmlns:cx2="http://schemas.microsoft.com/office/drawing/2015/10/21/chartex" xmlns:cx3="http://schemas.microsoft.com/office/drawing/2016/5/9/chartex" xmlns:cx4="http://schemas.microsoft.com/office/drawing/2016/5/10/chartex" xmlns:cx5="http://schemas.microsoft.com/office/drawing/2016/5/11/chartex" xmlns:cx6="http://schemas.microsoft.com/office/drawing/2016/5/12/chartex" xmlns:cx7="http://schemas.microsoft.com/office/drawing/2016/5/13/chartex" xmlns:cx8="http://schemas.microsoft.com/office/drawing/2016/5/14/chartex" xmlns:mc="http://schemas.openxmlformats.org/markup-compatibility/2006" xmlns:aink="http://schemas.microsoft.com/office/drawing/2016/ink" xmlns:am3d="http://schemas.microsoft.com/office/drawing/2017/model3d" xmlns:o="urn:schemas-microsoft-com:office:office" xmlns:oel="http://schemas.microsoft.com/office/2019/extlst" xmlns:r="http://schemas.openxmlformats.org/officeDocument/2006/relationships" xmlns:m="http://schemas.openxmlformats.org/officeDocument/2006/math" xmlns:v="urn:schemas-microsoft-com:vml" xmlns:wp14="http://schemas.microsoft.com/office/word/2010/wordprocessingDrawing" xmlns:wp="http://schemas.openxmlformats.org/drawingml/2006/wordprocessingDrawing" xmlns:w10="urn:schemas-microsoft-com:office:word" xmlns:w="http://schemas.openxmlformats.org/wordprocessingml/2006/main" xmlns:w14="http://schemas.microsoft.com/office/word/2010/wordml" xmlns:w15="http://schemas.microsoft.com/office/word/2012/wordml" xmlns:w16cex="http://schemas.microsoft.com/office/word/2018/wordml/cex" xmlns:w16cid="http://schemas.microsoft.com/office/word/2016/wordml/cid" xmlns:w16="http://schemas.microsoft.com/office/word/2018/wordml" xmlns:w16du="http://schemas.microsoft.com/office/word/2023/wordml/word16du" xmlns:w16sdtdh="http://schemas.microsoft.com/office/word/2020/wordml/sdtdatahash" xmlns:w16se="http://schemas.microsoft.com/office/word/2015/wordml/symex" xmlns:wpg="http://schemas.microsoft.com/office/word/2010/wordprocessingGroup" xmlns:wpi="http://schemas.microsoft.com/office/word/2010/wordprocessingInk" xmlns:wne="http://schemas.microsoft.com/office/word/2006/wordml" xmlns:wps="http://schemas.microsoft.com/office/word/2010/wordprocessingShape" mc:Ignorable="w14 w15 w16se w16cid w16 w16cex w16sdtdh w16du wp14">
+  <w:p>
+    <w:pPr>
+      <w:pStyle w:val="Piedepgina"/>
       <w:rPr>
         <w:rFonts w:ascii="Adobe Garamond Pro" w:hAnsi="Adobe Garamond Pro"/>
         <w:i/>
@@ -1745,7 +1772,17 @@
 </w:ftr>
 </file>
 
-<file path=word/footer2.xml><?xml version="1.0" encoding="utf-8"?>
+<file path=word/footer3.xml><?xml version="1.0" encoding="utf-8"?>
+<w:ftr xmlns:wpc="http://schemas.microsoft.com/office/word/2010/wordprocessingCanvas" xmlns:cx="http://schemas.microsoft.com/office/drawing/2014/chartex" xmlns:cx1="http://schemas.microsoft.com/office/drawing/2015/9/8/chartex" xmlns:cx2="http://schemas.microsoft.com/office/drawing/2015/10/21/chartex" xmlns:cx3="http://schemas.microsoft.com/office/drawing/2016/5/9/chartex" xmlns:cx4="http://schemas.microsoft.com/office/drawing/2016/5/10/chartex" xmlns:cx5="http://schemas.microsoft.com/office/drawing/2016/5/11/chartex" xmlns:cx6="http://schemas.microsoft.com/office/drawing/2016/5/12/chartex" xmlns:cx7="http://schemas.microsoft.com/office/drawing/2016/5/13/chartex" xmlns:cx8="http://schemas.microsoft.com/office/drawing/2016/5/14/chartex" xmlns:mc="http://schemas.openxmlformats.org/markup-compatibility/2006" xmlns:aink="http://schemas.microsoft.com/office/drawing/2016/ink" xmlns:am3d="http://schemas.microsoft.com/office/drawing/2017/model3d" xmlns:o="urn:schemas-microsoft-com:office:office" xmlns:oel="http://schemas.microsoft.com/office/2019/extlst" xmlns:r="http://schemas.openxmlformats.org/officeDocument/2006/relationships" xmlns:m="http://schemas.openxmlformats.org/officeDocument/2006/math" xmlns:v="urn:schemas-microsoft-com:vml" xmlns:wp14="http://schemas.microsoft.com/office/word/2010/wordprocessingDrawing" xmlns:wp="http://schemas.openxmlformats.org/drawingml/2006/wordprocessingDrawing" xmlns:w10="urn:schemas-microsoft-com:office:word" xmlns:w="http://schemas.openxmlformats.org/wordprocessingml/2006/main" xmlns:w14="http://schemas.microsoft.com/office/word/2010/wordml" xmlns:w15="http://schemas.microsoft.com/office/word/2012/wordml" xmlns:w16cex="http://schemas.microsoft.com/office/word/2018/wordml/cex" xmlns:w16cid="http://schemas.microsoft.com/office/word/2016/wordml/cid" xmlns:w16="http://schemas.microsoft.com/office/word/2018/wordml" xmlns:w16du="http://schemas.microsoft.com/office/word/2023/wordml/word16du" xmlns:w16sdtdh="http://schemas.microsoft.com/office/word/2020/wordml/sdtdatahash" xmlns:w16se="http://schemas.microsoft.com/office/word/2015/wordml/symex" xmlns:wpg="http://schemas.microsoft.com/office/word/2010/wordprocessingGroup" xmlns:wpi="http://schemas.microsoft.com/office/word/2010/wordprocessingInk" xmlns:wne="http://schemas.microsoft.com/office/word/2006/wordml" xmlns:wps="http://schemas.microsoft.com/office/word/2010/wordprocessingShape" mc:Ignorable="w14 w15 w16se w16cid w16 w16cex w16sdtdh w16du wp14">
+  <w:p>
+    <w:pPr>
+      <w:pStyle w:val="Piedepgina"/>
+    </w:pPr>
+  </w:p>
+</w:ftr>
+</file>
+
+<file path=word/footer4.xml><?xml version="1.0" encoding="utf-8"?>
 <w:ftr xmlns:wpc="http://schemas.microsoft.com/office/word/2010/wordprocessingCanvas" xmlns:cx="http://schemas.microsoft.com/office/drawing/2014/chartex" xmlns:cx1="http://schemas.microsoft.com/office/drawing/2015/9/8/chartex" xmlns:cx2="http://schemas.microsoft.com/office/drawing/2015/10/21/chartex" xmlns:cx3="http://schemas.microsoft.com/office/drawing/2016/5/9/chartex" xmlns:cx4="http://schemas.microsoft.com/office/drawing/2016/5/10/chartex" xmlns:cx5="http://schemas.microsoft.com/office/drawing/2016/5/11/chartex" xmlns:cx6="http://schemas.microsoft.com/office/drawing/2016/5/12/chartex" xmlns:cx7="http://schemas.microsoft.com/office/drawing/2016/5/13/chartex" xmlns:cx8="http://schemas.microsoft.com/office/drawing/2016/5/14/chartex" xmlns:mc="http://schemas.openxmlformats.org/markup-compatibility/2006" xmlns:aink="http://schemas.microsoft.com/office/drawing/2016/ink" xmlns:am3d="http://schemas.microsoft.com/office/drawing/2017/model3d" xmlns:o="urn:schemas-microsoft-com:office:office" xmlns:oel="http://schemas.microsoft.com/office/2019/extlst" xmlns:r="http://schemas.openxmlformats.org/officeDocument/2006/relationships" xmlns:m="http://schemas.openxmlformats.org/officeDocument/2006/math" xmlns:v="urn:schemas-microsoft-com:vml" xmlns:wp14="http://schemas.microsoft.com/office/word/2010/wordprocessingDrawing" xmlns:wp="http://schemas.openxmlformats.org/drawingml/2006/wordprocessingDrawing" xmlns:w10="urn:schemas-microsoft-com:office:word" xmlns:w="http://schemas.openxmlformats.org/wordprocessingml/2006/main" xmlns:w14="http://schemas.microsoft.com/office/word/2010/wordml" xmlns:w15="http://schemas.microsoft.com/office/word/2012/wordml" xmlns:w16cex="http://schemas.microsoft.com/office/word/2018/wordml/cex" xmlns:w16cid="http://schemas.microsoft.com/office/word/2016/wordml/cid" xmlns:w16="http://schemas.microsoft.com/office/word/2018/wordml" xmlns:w16du="http://schemas.microsoft.com/office/word/2023/wordml/word16du" xmlns:w16sdtdh="http://schemas.microsoft.com/office/word/2020/wordml/sdtdatahash" xmlns:w16se="http://schemas.microsoft.com/office/word/2015/wordml/symex" xmlns:wpg="http://schemas.microsoft.com/office/word/2010/wordprocessingGroup" xmlns:wpi="http://schemas.microsoft.com/office/word/2010/wordprocessingInk" xmlns:wne="http://schemas.microsoft.com/office/word/2006/wordml" xmlns:wps="http://schemas.microsoft.com/office/word/2010/wordprocessingShape" mc:Ignorable="w14 w15 w16se w16cid w16 w16cex w16sdtdh w16du wp14">
   <w:p>
     <w:pPr>
@@ -1789,6 +1826,16 @@
 <w:hdr xmlns:wpc="http://schemas.microsoft.com/office/word/2010/wordprocessingCanvas" xmlns:cx="http://schemas.microsoft.com/office/drawing/2014/chartex" xmlns:cx1="http://schemas.microsoft.com/office/drawing/2015/9/8/chartex" xmlns:cx2="http://schemas.microsoft.com/office/drawing/2015/10/21/chartex" xmlns:cx3="http://schemas.microsoft.com/office/drawing/2016/5/9/chartex" xmlns:cx4="http://schemas.microsoft.com/office/drawing/2016/5/10/chartex" xmlns:cx5="http://schemas.microsoft.com/office/drawing/2016/5/11/chartex" xmlns:cx6="http://schemas.microsoft.com/office/drawing/2016/5/12/chartex" xmlns:cx7="http://schemas.microsoft.com/office/drawing/2016/5/13/chartex" xmlns:cx8="http://schemas.microsoft.com/office/drawing/2016/5/14/chartex" xmlns:mc="http://schemas.openxmlformats.org/markup-compatibility/2006" xmlns:aink="http://schemas.microsoft.com/office/drawing/2016/ink" xmlns:am3d="http://schemas.microsoft.com/office/drawing/2017/model3d" xmlns:o="urn:schemas-microsoft-com:office:office" xmlns:oel="http://schemas.microsoft.com/office/2019/extlst" xmlns:r="http://schemas.openxmlformats.org/officeDocument/2006/relationships" xmlns:m="http://schemas.openxmlformats.org/officeDocument/2006/math" xmlns:v="urn:schemas-microsoft-com:vml" xmlns:wp14="http://schemas.microsoft.com/office/word/2010/wordprocessingDrawing" xmlns:wp="http://schemas.openxmlformats.org/drawingml/2006/wordprocessingDrawing" xmlns:w10="urn:schemas-microsoft-com:office:word" xmlns:w="http://schemas.openxmlformats.org/wordprocessingml/2006/main" xmlns:w14="http://schemas.microsoft.com/office/word/2010/wordml" xmlns:w15="http://schemas.microsoft.com/office/word/2012/wordml" xmlns:w16cex="http://schemas.microsoft.com/office/word/2018/wordml/cex" xmlns:w16cid="http://schemas.microsoft.com/office/word/2016/wordml/cid" xmlns:w16="http://schemas.microsoft.com/office/word/2018/wordml" xmlns:w16du="http://schemas.microsoft.com/office/word/2023/wordml/word16du" xmlns:w16sdtdh="http://schemas.microsoft.com/office/word/2020/wordml/sdtdatahash" xmlns:w16se="http://schemas.microsoft.com/office/word/2015/wordml/symex" xmlns:wpg="http://schemas.microsoft.com/office/word/2010/wordprocessingGroup" xmlns:wpi="http://schemas.microsoft.com/office/word/2010/wordprocessingInk" xmlns:wne="http://schemas.microsoft.com/office/word/2006/wordml" xmlns:wps="http://schemas.microsoft.com/office/word/2010/wordprocessingShape" mc:Ignorable="w14 w15 w16se w16cid w16 w16cex w16sdtdh w16du wp14">
   <w:p>
     <w:pPr>
+      <w:pStyle w:val="Encabezado"/>
+    </w:pPr>
+  </w:p>
+</w:hdr>
+</file>
+
+<file path=word/header2.xml><?xml version="1.0" encoding="utf-8"?>
+<w:hdr xmlns:wpc="http://schemas.microsoft.com/office/word/2010/wordprocessingCanvas" xmlns:cx="http://schemas.microsoft.com/office/drawing/2014/chartex" xmlns:cx1="http://schemas.microsoft.com/office/drawing/2015/9/8/chartex" xmlns:cx2="http://schemas.microsoft.com/office/drawing/2015/10/21/chartex" xmlns:cx3="http://schemas.microsoft.com/office/drawing/2016/5/9/chartex" xmlns:cx4="http://schemas.microsoft.com/office/drawing/2016/5/10/chartex" xmlns:cx5="http://schemas.microsoft.com/office/drawing/2016/5/11/chartex" xmlns:cx6="http://schemas.microsoft.com/office/drawing/2016/5/12/chartex" xmlns:cx7="http://schemas.microsoft.com/office/drawing/2016/5/13/chartex" xmlns:cx8="http://schemas.microsoft.com/office/drawing/2016/5/14/chartex" xmlns:mc="http://schemas.openxmlformats.org/markup-compatibility/2006" xmlns:aink="http://schemas.microsoft.com/office/drawing/2016/ink" xmlns:am3d="http://schemas.microsoft.com/office/drawing/2017/model3d" xmlns:o="urn:schemas-microsoft-com:office:office" xmlns:oel="http://schemas.microsoft.com/office/2019/extlst" xmlns:r="http://schemas.openxmlformats.org/officeDocument/2006/relationships" xmlns:m="http://schemas.openxmlformats.org/officeDocument/2006/math" xmlns:v="urn:schemas-microsoft-com:vml" xmlns:wp14="http://schemas.microsoft.com/office/word/2010/wordprocessingDrawing" xmlns:wp="http://schemas.openxmlformats.org/drawingml/2006/wordprocessingDrawing" xmlns:w10="urn:schemas-microsoft-com:office:word" xmlns:w="http://schemas.openxmlformats.org/wordprocessingml/2006/main" xmlns:w14="http://schemas.microsoft.com/office/word/2010/wordml" xmlns:w15="http://schemas.microsoft.com/office/word/2012/wordml" xmlns:w16cex="http://schemas.microsoft.com/office/word/2018/wordml/cex" xmlns:w16cid="http://schemas.microsoft.com/office/word/2016/wordml/cid" xmlns:w16="http://schemas.microsoft.com/office/word/2018/wordml" xmlns:w16du="http://schemas.microsoft.com/office/word/2023/wordml/word16du" xmlns:w16sdtdh="http://schemas.microsoft.com/office/word/2020/wordml/sdtdatahash" xmlns:w16se="http://schemas.microsoft.com/office/word/2015/wordml/symex" xmlns:wpg="http://schemas.microsoft.com/office/word/2010/wordprocessingGroup" xmlns:wpi="http://schemas.microsoft.com/office/word/2010/wordprocessingInk" xmlns:wne="http://schemas.microsoft.com/office/word/2006/wordml" xmlns:wps="http://schemas.microsoft.com/office/word/2010/wordprocessingShape" mc:Ignorable="w14 w15 w16se w16cid w16 w16cex w16sdtdh w16du wp14">
+  <w:p>
+    <w:pPr>
       <w:pStyle w:val="Sinespaciado"/>
       <w:tabs>
         <w:tab w:val="left" w:pos="4111"/>
@@ -1809,7 +1856,7 @@
         <w:lang w:val="en-US"/>
       </w:rPr>
       <w:drawing>
-        <wp:anchor distT="0" distB="0" distL="114300" distR="114300" simplePos="0" relativeHeight="251662848" behindDoc="0" locked="0" layoutInCell="1" allowOverlap="1" wp14:anchorId="4255AA72" wp14:editId="6B78B9A5">
+        <wp:anchor distT="0" distB="0" distL="114300" distR="114300" simplePos="0" relativeHeight="251662848" behindDoc="0" locked="0" layoutInCell="1" allowOverlap="1" wp14:anchorId="4255AA72" wp14:editId="7B2922DB">
           <wp:simplePos x="0" y="0"/>
           <wp:positionH relativeFrom="page">
             <wp:posOffset>144780</wp:posOffset>
@@ -1834,10 +1881,10 @@
                   </pic:cNvPicPr>
                 </pic:nvPicPr>
                 <pic:blipFill>
-                  <a:blip r:embed="rId1">
+                  <a:blip r:embed="rId1" cstate="print">
                     <a:extLst>
                       <a:ext uri="{28A0092B-C50C-407E-A947-70E740481C1C}">
-                        <a14:useLocalDpi xmlns:a14="http://schemas.microsoft.com/office/drawing/2010/main" val="0"/>
+                        <a14:useLocalDpi xmlns:a14="http://schemas.microsoft.com/office/drawing/2010/main"/>
                       </a:ext>
                     </a:extLst>
                   </a:blip>
@@ -1894,7 +1941,7 @@
         <w:lang w:val="en-US"/>
       </w:rPr>
       <w:drawing>
-        <wp:anchor distT="0" distB="0" distL="114300" distR="114300" simplePos="0" relativeHeight="251659776" behindDoc="0" locked="0" layoutInCell="1" allowOverlap="1" wp14:anchorId="1176CDCE" wp14:editId="15C209D1">
+        <wp:anchor distT="0" distB="0" distL="114300" distR="114300" simplePos="0" relativeHeight="251659776" behindDoc="0" locked="0" layoutInCell="1" allowOverlap="1" wp14:anchorId="1176CDCE" wp14:editId="077D8E4E">
           <wp:simplePos x="0" y="0"/>
           <wp:positionH relativeFrom="column">
             <wp:posOffset>5414645</wp:posOffset>
@@ -1919,10 +1966,10 @@
                   </pic:cNvPicPr>
                 </pic:nvPicPr>
                 <pic:blipFill>
-                  <a:blip r:embed="rId2">
+                  <a:blip r:embed="rId2" cstate="print">
                     <a:extLst>
                       <a:ext uri="{28A0092B-C50C-407E-A947-70E740481C1C}">
-                        <a14:useLocalDpi xmlns:a14="http://schemas.microsoft.com/office/drawing/2010/main" val="0"/>
+                        <a14:useLocalDpi xmlns:a14="http://schemas.microsoft.com/office/drawing/2010/main"/>
                       </a:ext>
                     </a:extLst>
                   </a:blip>
@@ -1976,7 +2023,7 @@
         <w:lang w:val="en-US"/>
       </w:rPr>
       <w:drawing>
-        <wp:anchor distT="0" distB="0" distL="114300" distR="114300" simplePos="0" relativeHeight="251656704" behindDoc="1" locked="0" layoutInCell="0" allowOverlap="1" wp14:anchorId="4FFF5052" wp14:editId="10B938E0">
+        <wp:anchor distT="0" distB="0" distL="114300" distR="114300" simplePos="0" relativeHeight="251656704" behindDoc="1" locked="0" layoutInCell="0" allowOverlap="1" wp14:anchorId="4FFF5052" wp14:editId="04CB54B6">
           <wp:simplePos x="0" y="0"/>
           <wp:positionH relativeFrom="margin">
             <wp:posOffset>-1287145</wp:posOffset>
@@ -2005,7 +2052,7 @@
                     <a:lum bright="70000" contrast="-70000"/>
                     <a:extLst>
                       <a:ext uri="{28A0092B-C50C-407E-A947-70E740481C1C}">
-                        <a14:useLocalDpi xmlns:a14="http://schemas.microsoft.com/office/drawing/2010/main" val="0"/>
+                        <a14:useLocalDpi xmlns:a14="http://schemas.microsoft.com/office/drawing/2010/main"/>
                       </a:ext>
                     </a:extLst>
                   </a:blip>
@@ -2153,7 +2200,17 @@
 </w:hdr>
 </file>
 
-<file path=word/header2.xml><?xml version="1.0" encoding="utf-8"?>
+<file path=word/header3.xml><?xml version="1.0" encoding="utf-8"?>
+<w:hdr xmlns:wpc="http://schemas.microsoft.com/office/word/2010/wordprocessingCanvas" xmlns:cx="http://schemas.microsoft.com/office/drawing/2014/chartex" xmlns:cx1="http://schemas.microsoft.com/office/drawing/2015/9/8/chartex" xmlns:cx2="http://schemas.microsoft.com/office/drawing/2015/10/21/chartex" xmlns:cx3="http://schemas.microsoft.com/office/drawing/2016/5/9/chartex" xmlns:cx4="http://schemas.microsoft.com/office/drawing/2016/5/10/chartex" xmlns:cx5="http://schemas.microsoft.com/office/drawing/2016/5/11/chartex" xmlns:cx6="http://schemas.microsoft.com/office/drawing/2016/5/12/chartex" xmlns:cx7="http://schemas.microsoft.com/office/drawing/2016/5/13/chartex" xmlns:cx8="http://schemas.microsoft.com/office/drawing/2016/5/14/chartex" xmlns:mc="http://schemas.openxmlformats.org/markup-compatibility/2006" xmlns:aink="http://schemas.microsoft.com/office/drawing/2016/ink" xmlns:am3d="http://schemas.microsoft.com/office/drawing/2017/model3d" xmlns:o="urn:schemas-microsoft-com:office:office" xmlns:oel="http://schemas.microsoft.com/office/2019/extlst" xmlns:r="http://schemas.openxmlformats.org/officeDocument/2006/relationships" xmlns:m="http://schemas.openxmlformats.org/officeDocument/2006/math" xmlns:v="urn:schemas-microsoft-com:vml" xmlns:wp14="http://schemas.microsoft.com/office/word/2010/wordprocessingDrawing" xmlns:wp="http://schemas.openxmlformats.org/drawingml/2006/wordprocessingDrawing" xmlns:w10="urn:schemas-microsoft-com:office:word" xmlns:w="http://schemas.openxmlformats.org/wordprocessingml/2006/main" xmlns:w14="http://schemas.microsoft.com/office/word/2010/wordml" xmlns:w15="http://schemas.microsoft.com/office/word/2012/wordml" xmlns:w16cex="http://schemas.microsoft.com/office/word/2018/wordml/cex" xmlns:w16cid="http://schemas.microsoft.com/office/word/2016/wordml/cid" xmlns:w16="http://schemas.microsoft.com/office/word/2018/wordml" xmlns:w16du="http://schemas.microsoft.com/office/word/2023/wordml/word16du" xmlns:w16sdtdh="http://schemas.microsoft.com/office/word/2020/wordml/sdtdatahash" xmlns:w16se="http://schemas.microsoft.com/office/word/2015/wordml/symex" xmlns:wpg="http://schemas.microsoft.com/office/word/2010/wordprocessingGroup" xmlns:wpi="http://schemas.microsoft.com/office/word/2010/wordprocessingInk" xmlns:wne="http://schemas.microsoft.com/office/word/2006/wordml" xmlns:wps="http://schemas.microsoft.com/office/word/2010/wordprocessingShape" mc:Ignorable="w14 w15 w16se w16cid w16 w16cex w16sdtdh w16du wp14">
+  <w:p>
+    <w:pPr>
+      <w:pStyle w:val="Encabezado"/>
+    </w:pPr>
+  </w:p>
+</w:hdr>
+</file>
+
+<file path=word/header4.xml><?xml version="1.0" encoding="utf-8"?>
 <w:hdr xmlns:wpc="http://schemas.microsoft.com/office/word/2010/wordprocessingCanvas" xmlns:cx="http://schemas.microsoft.com/office/drawing/2014/chartex" xmlns:cx1="http://schemas.microsoft.com/office/drawing/2015/9/8/chartex" xmlns:cx2="http://schemas.microsoft.com/office/drawing/2015/10/21/chartex" xmlns:cx3="http://schemas.microsoft.com/office/drawing/2016/5/9/chartex" xmlns:cx4="http://schemas.microsoft.com/office/drawing/2016/5/10/chartex" xmlns:cx5="http://schemas.microsoft.com/office/drawing/2016/5/11/chartex" xmlns:cx6="http://schemas.microsoft.com/office/drawing/2016/5/12/chartex" xmlns:cx7="http://schemas.microsoft.com/office/drawing/2016/5/13/chartex" xmlns:cx8="http://schemas.microsoft.com/office/drawing/2016/5/14/chartex" xmlns:mc="http://schemas.openxmlformats.org/markup-compatibility/2006" xmlns:aink="http://schemas.microsoft.com/office/drawing/2016/ink" xmlns:am3d="http://schemas.microsoft.com/office/drawing/2017/model3d" xmlns:o="urn:schemas-microsoft-com:office:office" xmlns:oel="http://schemas.microsoft.com/office/2019/extlst" xmlns:r="http://schemas.openxmlformats.org/officeDocument/2006/relationships" xmlns:m="http://schemas.openxmlformats.org/officeDocument/2006/math" xmlns:v="urn:schemas-microsoft-com:vml" xmlns:wp14="http://schemas.microsoft.com/office/word/2010/wordprocessingDrawing" xmlns:wp="http://schemas.openxmlformats.org/drawingml/2006/wordprocessingDrawing" xmlns:w10="urn:schemas-microsoft-com:office:word" xmlns:w="http://schemas.openxmlformats.org/wordprocessingml/2006/main" xmlns:w14="http://schemas.microsoft.com/office/word/2010/wordml" xmlns:w15="http://schemas.microsoft.com/office/word/2012/wordml" xmlns:w16cex="http://schemas.microsoft.com/office/word/2018/wordml/cex" xmlns:w16cid="http://schemas.microsoft.com/office/word/2016/wordml/cid" xmlns:w16="http://schemas.microsoft.com/office/word/2018/wordml" xmlns:w16du="http://schemas.microsoft.com/office/word/2023/wordml/word16du" xmlns:w16sdtdh="http://schemas.microsoft.com/office/word/2020/wordml/sdtdatahash" xmlns:w16se="http://schemas.microsoft.com/office/word/2015/wordml/symex" xmlns:wpg="http://schemas.microsoft.com/office/word/2010/wordprocessingGroup" xmlns:wpi="http://schemas.microsoft.com/office/word/2010/wordprocessingInk" xmlns:wne="http://schemas.microsoft.com/office/word/2006/wordml" xmlns:wps="http://schemas.microsoft.com/office/word/2010/wordprocessingShape" mc:Ignorable="w14 w15 w16se w16cid w16 w16cex w16sdtdh w16du wp14">
   <w:p>
     <w:pPr>
